--- a/generated_docs/37749897-0543-4aa2-acdf-5a222967092c.docx
+++ b/generated_docs/37749897-0543-4aa2-acdf-5a222967092c.docx
@@ -1201,6 +1201,126 @@
     </w:p>
     <w:p>
       <w:pPr>
+        <w:spacing w:before="400"/>
+      </w:pPr>
+    </w:p>
+    <w:p>
+      <w:pPr>
+        <w:pBdr>
+          <w:bottom w:val="single" w:color="333333" w:sz="2"/>
+        </w:pBdr>
+        <w:spacing w:after="200"/>
+        <w:jc w:val="center"/>
+      </w:pPr>
+      <w:r>
+        <w:rPr>
+          <w:rFonts w:ascii="Calibri" w:cs="Calibri" w:eastAsia="Calibri" w:hAnsi="Calibri"/>
+          <w:b/>
+          <w:bCs/>
+          <w:sz w:val="22"/>
+          <w:szCs w:val="22"/>
+        </w:rPr>
+        <w:t xml:space="preserve">DIGITAL SIGNATURE</w:t>
+      </w:r>
+    </w:p>
+    <w:p>
+      <w:pPr>
+        <w:spacing w:after="100"/>
+      </w:pPr>
+      <w:r>
+        <w:rPr>
+          <w:rFonts w:ascii="Calibri" w:cs="Calibri" w:eastAsia="Calibri" w:hAnsi="Calibri"/>
+          <w:b/>
+          <w:bCs/>
+          <w:sz w:val="18"/>
+          <w:szCs w:val="18"/>
+        </w:rPr>
+        <w:t xml:space="preserve">FOR &amp; ON BEHALF OF BUYER / ISSUER</w:t>
+      </w:r>
+    </w:p>
+    <w:p>
+      <w:pPr>
+        <w:spacing w:after="60"/>
+      </w:pPr>
+      <w:r>
+        <w:drawing>
+          <wp:inline distT="0" distB="0" distL="0" distR="0">
+            <wp:extent cx="1714500" cy="666750"/>
+            <wp:effectExtent t="0" r="0" b="0" l="0"/>
+            <wp:docPr id="1" name="" descr="" title=""/>
+            <wp:cNvGraphicFramePr>
+              <a:graphicFrameLocks xmlns:a="http://schemas.openxmlformats.org/drawingml/2006/main" noChangeAspect="1"/>
+            </wp:cNvGraphicFramePr>
+            <a:graphic xmlns:a="http://schemas.openxmlformats.org/drawingml/2006/main">
+              <a:graphicData uri="http://schemas.openxmlformats.org/drawingml/2006/picture">
+                <pic:pic xmlns:pic="http://schemas.openxmlformats.org/drawingml/2006/picture">
+                  <pic:nvPicPr>
+                    <pic:cNvPr id="0" name="" descr=""/>
+                    <pic:cNvPicPr>
+                      <a:picLocks noChangeAspect="1" noChangeArrowheads="1"/>
+                    </pic:cNvPicPr>
+                  </pic:nvPicPr>
+                  <pic:blipFill>
+                    <a:blip r:embed="rId7" cstate="none"/>
+                    <a:srcRect/>
+                    <a:stretch>
+                      <a:fillRect/>
+                    </a:stretch>
+                  </pic:blipFill>
+                  <pic:spPr bwMode="auto">
+                    <a:xfrm>
+                      <a:off x="0" y="0"/>
+                      <a:ext cx="1714500" cy="666750"/>
+                    </a:xfrm>
+                    <a:prstGeom prst="rect">
+                      <a:avLst/>
+                    </a:prstGeom>
+                  </pic:spPr>
+                </pic:pic>
+              </a:graphicData>
+            </a:graphic>
+          </wp:inline>
+        </w:drawing>
+      </w:r>
+    </w:p>
+    <w:p>
+      <w:pPr>
+        <w:spacing w:after="40"/>
+      </w:pPr>
+      <w:r>
+        <w:rPr>
+          <w:rFonts w:ascii="Calibri" w:cs="Calibri" w:eastAsia="Calibri" w:hAnsi="Calibri"/>
+          <w:sz w:val="18"/>
+          <w:szCs w:val="18"/>
+        </w:rPr>
+        <w:t xml:space="preserve">Name: Vedant</w:t>
+      </w:r>
+    </w:p>
+    <w:p>
+      <w:pPr>
+        <w:spacing w:after="40"/>
+      </w:pPr>
+      <w:r>
+        <w:rPr>
+          <w:rFonts w:ascii="Calibri" w:cs="Calibri" w:eastAsia="Calibri" w:hAnsi="Calibri"/>
+          <w:sz w:val="18"/>
+          <w:szCs w:val="18"/>
+        </w:rPr>
+        <w:t xml:space="preserve">Signed: 15 May 2026 23:08:55 UTC</w:t>
+      </w:r>
+    </w:p>
+    <w:p>
+      <w:r>
+        <w:rPr>
+          <w:rFonts w:ascii="Calibri" w:cs="Calibri" w:eastAsia="Calibri" w:hAnsi="Calibri"/>
+          <w:sz w:val="18"/>
+          <w:szCs w:val="18"/>
+        </w:rPr>
+        <w:t xml:space="preserve">IP: 83.110.104.61</w:t>
+      </w:r>
+    </w:p>
+    <w:p>
+      <w:pPr>
         <w:spacing w:before="600"/>
       </w:pPr>
     </w:p>
@@ -1251,6 +1371,23 @@
           <w:szCs w:val="16"/>
         </w:rPr>
         <w:t xml:space="preserve">Issued by Bullex Trading Platform</w:t>
+      </w:r>
+    </w:p>
+    <w:p>
+      <w:pPr>
+        <w:spacing w:after="40"/>
+        <w:jc w:val="center"/>
+      </w:pPr>
+      <w:r>
+        <w:rPr>
+          <w:rFonts w:ascii="Calibri" w:cs="Calibri" w:eastAsia="Calibri" w:hAnsi="Calibri"/>
+          <w:i/>
+          <w:iCs/>
+          <w:color w:val="666666"/>
+          <w:sz w:val="14"/>
+          <w:szCs w:val="14"/>
+        </w:rPr>
+        <w:t xml:space="preserve">Generated by: Vedant (Team ID: 52161359-636d-4c0f-8d06-e3318622f506)</w:t>
       </w:r>
     </w:p>
     <w:sectPr>
